--- a/templates/surat-04-undangan-sambutan.docx
+++ b/templates/surat-04-undangan-sambutan.docx
@@ -559,70 +559,6 @@
                 <w:rFonts w:ascii="Times New Roman" w:eastAsia="Times New Roman" w:hAnsi="Times New Roman" w:cs="Times New Roman"/>
               </w:rPr>
             </w:pPr>
-            <w:r>
-              <w:rPr>
-                <w:noProof/>
-              </w:rPr>
-              <w:drawing>
-                <wp:anchor distT="0" distB="0" distL="114300" distR="114300" simplePos="0" relativeHeight="251662336" behindDoc="0" locked="0" layoutInCell="1" allowOverlap="1" wp14:anchorId="1B5000C2" wp14:editId="587B0211">
-                  <wp:simplePos x="0" y="0"/>
-                  <wp:positionH relativeFrom="column">
-                    <wp:posOffset>393700</wp:posOffset>
-                  </wp:positionH>
-                  <wp:positionV relativeFrom="paragraph">
-                    <wp:posOffset>47625</wp:posOffset>
-                  </wp:positionV>
-                  <wp:extent cx="2387600" cy="988060"/>
-                  <wp:effectExtent l="0" t="0" r="0" b="0"/>
-                  <wp:wrapNone/>
-                  <wp:docPr id="1" name="Picture 1"/>
-                  <wp:cNvGraphicFramePr>
-                    <a:graphicFrameLocks xmlns:a="http://schemas.openxmlformats.org/drawingml/2006/main" noChangeAspect="1"/>
-                  </wp:cNvGraphicFramePr>
-                  <a:graphic xmlns:a="http://schemas.openxmlformats.org/drawingml/2006/main">
-                    <a:graphicData uri="http://schemas.openxmlformats.org/drawingml/2006/picture">
-                      <pic:pic xmlns:pic="http://schemas.openxmlformats.org/drawingml/2006/picture">
-                        <pic:nvPicPr>
-                          <pic:cNvPr id="0" name="Picture 1"/>
-                          <pic:cNvPicPr>
-                            <a:picLocks noChangeAspect="1" noChangeArrowheads="1"/>
-                          </pic:cNvPicPr>
-                        </pic:nvPicPr>
-                        <pic:blipFill>
-                          <a:blip r:embed="rId8" cstate="print">
-                            <a:extLst>
-                              <a:ext uri="{28A0092B-C50C-407E-A947-70E740481C1C}">
-                                <a14:useLocalDpi xmlns:a14="http://schemas.microsoft.com/office/drawing/2010/main" val="0"/>
-                              </a:ext>
-                            </a:extLst>
-                          </a:blip>
-                          <a:srcRect/>
-                          <a:stretch>
-                            <a:fillRect/>
-                          </a:stretch>
-                        </pic:blipFill>
-                        <pic:spPr bwMode="auto">
-                          <a:xfrm>
-                            <a:off x="0" y="0"/>
-                            <a:ext cx="2387600" cy="988060"/>
-                          </a:xfrm>
-                          <a:prstGeom prst="rect">
-                            <a:avLst/>
-                          </a:prstGeom>
-                          <a:noFill/>
-                          <a:ln>
-                            <a:noFill/>
-                          </a:ln>
-                        </pic:spPr>
-                      </pic:pic>
-                    </a:graphicData>
-                  </a:graphic>
-                  <wp14:sizeRelH relativeFrom="margin">
-                    <wp14:pctWidth>0</wp14:pctWidth>
-                  </wp14:sizeRelH>
-                </wp:anchor>
-              </w:drawing>
-            </w:r>
           </w:p>
         </w:tc>
         <w:tc>
@@ -650,54 +586,6 @@
                 <w:rFonts w:ascii="Times New Roman" w:eastAsia="Times New Roman" w:hAnsi="Times New Roman" w:cs="Times New Roman"/>
               </w:rPr>
             </w:pPr>
-            <w:r>
-              <w:rPr>
-                <w:noProof/>
-              </w:rPr>
-              <w:drawing>
-                <wp:anchor distT="114300" distB="114300" distL="114300" distR="114300" simplePos="0" relativeHeight="251659264" behindDoc="0" locked="0" layoutInCell="1" hidden="0" allowOverlap="1" wp14:anchorId="115DF63A" wp14:editId="5CBBB941">
-                  <wp:simplePos x="0" y="0"/>
-                  <wp:positionH relativeFrom="column">
-                    <wp:posOffset>885825</wp:posOffset>
-                  </wp:positionH>
-                  <wp:positionV relativeFrom="paragraph">
-                    <wp:posOffset>350425</wp:posOffset>
-                  </wp:positionV>
-                  <wp:extent cx="1084921" cy="1116521"/>
-                  <wp:effectExtent l="0" t="0" r="0" b="0"/>
-                  <wp:wrapNone/>
-                  <wp:docPr id="28" name="image3.png"/>
-                  <wp:cNvGraphicFramePr/>
-                  <a:graphic xmlns:a="http://schemas.openxmlformats.org/drawingml/2006/main">
-                    <a:graphicData uri="http://schemas.openxmlformats.org/drawingml/2006/picture">
-                      <pic:pic xmlns:pic="http://schemas.openxmlformats.org/drawingml/2006/picture">
-                        <pic:nvPicPr>
-                          <pic:cNvPr id="0" name="image3.png"/>
-                          <pic:cNvPicPr preferRelativeResize="0"/>
-                        </pic:nvPicPr>
-                        <pic:blipFill>
-                          <a:blip r:embed="rId9"/>
-                          <a:srcRect l="16035" t="15008" r="17809" b="18364"/>
-                          <a:stretch>
-                            <a:fillRect/>
-                          </a:stretch>
-                        </pic:blipFill>
-                        <pic:spPr>
-                          <a:xfrm>
-                            <a:off x="0" y="0"/>
-                            <a:ext cx="1084921" cy="1116521"/>
-                          </a:xfrm>
-                          <a:prstGeom prst="rect">
-                            <a:avLst/>
-                          </a:prstGeom>
-                          <a:ln/>
-                        </pic:spPr>
-                      </pic:pic>
-                    </a:graphicData>
-                  </a:graphic>
-                </wp:anchor>
-              </w:drawing>
-            </w:r>
           </w:p>
         </w:tc>
         <w:tc>
@@ -745,54 +633,6 @@
                 <w:rFonts w:ascii="Times New Roman" w:eastAsia="Times New Roman" w:hAnsi="Times New Roman" w:cs="Times New Roman"/>
               </w:rPr>
               <w:t>{jabatan}{/kanan}</w:t>
-            </w:r>
-            <w:r>
-              <w:rPr>
-                <w:noProof/>
-              </w:rPr>
-              <w:drawing>
-                <wp:anchor distT="0" distB="0" distL="114300" distR="114300" simplePos="0" relativeHeight="251660288" behindDoc="0" locked="0" layoutInCell="1" hidden="0" allowOverlap="1" wp14:anchorId="28BED692" wp14:editId="3C3A5E5B">
-                  <wp:simplePos x="0" y="0"/>
-                  <wp:positionH relativeFrom="column">
-                    <wp:posOffset>514350</wp:posOffset>
-                  </wp:positionH>
-                  <wp:positionV relativeFrom="paragraph">
-                    <wp:posOffset>470232</wp:posOffset>
-                  </wp:positionV>
-                  <wp:extent cx="1336939" cy="824579"/>
-                  <wp:effectExtent l="0" t="0" r="0" b="0"/>
-                  <wp:wrapSquare wrapText="bothSides" distT="0" distB="0" distL="114300" distR="114300"/>
-                  <wp:docPr id="27" name="image2.png"/>
-                  <wp:cNvGraphicFramePr/>
-                  <a:graphic xmlns:a="http://schemas.openxmlformats.org/drawingml/2006/main">
-                    <a:graphicData uri="http://schemas.openxmlformats.org/drawingml/2006/picture">
-                      <pic:pic xmlns:pic="http://schemas.openxmlformats.org/drawingml/2006/picture">
-                        <pic:nvPicPr>
-                          <pic:cNvPr id="0" name="image2.png"/>
-                          <pic:cNvPicPr preferRelativeResize="0"/>
-                        </pic:nvPicPr>
-                        <pic:blipFill>
-                          <a:blip r:embed="rId10"/>
-                          <a:srcRect/>
-                          <a:stretch>
-                            <a:fillRect/>
-                          </a:stretch>
-                        </pic:blipFill>
-                        <pic:spPr>
-                          <a:xfrm>
-                            <a:off x="0" y="0"/>
-                            <a:ext cx="1336939" cy="824579"/>
-                          </a:xfrm>
-                          <a:prstGeom prst="rect">
-                            <a:avLst/>
-                          </a:prstGeom>
-                          <a:ln/>
-                        </pic:spPr>
-                      </pic:pic>
-                    </a:graphicData>
-                  </a:graphic>
-                </wp:anchor>
-              </w:drawing>
             </w:r>
           </w:p>
         </w:tc>
